--- a/rapports/2026-06-06/EQ29/EQ29_enq1_v2/DR_062202010008/75-14-87-22.docx
+++ b/rapports/2026-06-06/EQ29/EQ29_enq1_v2/DR_062202010008/75-14-87-22.docx
@@ -297,7 +297,7 @@
           <w:color w:val="1F6FEB"/>
           <w:sz w:val="22"/>
         </w:rPr>
-        <w:t>⚠ INCOHÉRENCES À CORRIGER (96)</w:t>
+        <w:t>⚠ INCOHÉRENCES À CORRIGER (90)</w:t>
       </w:r>
     </w:p>
     <w:tbl>
@@ -575,7 +575,7 @@
                 <w:i w:val="0"/>
                 <w:sz w:val="17"/>
               </w:rPr>
-              <w:t>Incoherence! fallou gueye a declaré que la catégorie socioprofessionnelle de son père est  alors que le père lui-même declare comme catégorie socioprofessionnelle Travailleur pour compte propre au niveau de la section 4b.</w:t>
+              <w:t>Incoherence! Fatou gueye a declaré que la catégorie socioprofessionnelle de son père est  alors que le père lui-même declare comme catégorie socioprofessionnelle Travailleur pour compte propre au niveau de la section 4b.</w:t>
             </w:r>
           </w:p>
         </w:tc>
@@ -665,7 +665,7 @@
                 <w:i w:val="0"/>
                 <w:sz w:val="17"/>
               </w:rPr>
-              <w:t>Incoherence! fallou gueye a declaré que la catégorie socioprofessionnelle de sa mère est  alors que la mère elle-même declare comme catégorie socioprofessionnelle Travailleur familial contribuant à une entreprise familiale au niveau de la section 4b.</w:t>
+              <w:t>Incoherence! Fatou gueye a declaré que la catégorie socioprofessionnelle de sa mère est  alors que la mère elle-même declare comme catégorie socioprofessionnelle Travailleur familial contribuant à une entreprise familiale au niveau de la section 4b.</w:t>
             </w:r>
           </w:p>
         </w:tc>
@@ -724,7 +724,7 @@
                 <w:color w:val="16A34A"/>
                 <w:sz w:val="16"/>
               </w:rPr>
-              <w:t>s01q32, s01q37, s04q23, s01q00b, s01q37_decode, s04q23_decode</w:t>
+              <w:t>s01q25, s01q30, s04q23, s01q00b, s01q30_decode, s04q23_decode</w:t>
             </w:r>
           </w:p>
         </w:tc>
@@ -755,7 +755,7 @@
                 <w:i w:val="0"/>
                 <w:sz w:val="17"/>
               </w:rPr>
-              <w:t>Incoherence! sitor thiam a declaré que la catégorie socioprofessionnelle de sa mère est  alors que la mère elle-même declare comme catégorie socioprofessionnelle Travailleur familial contribuant à une entreprise familiale au niveau de la section 4b.</w:t>
+              <w:t>Incoherence! awa gueye a declaré que la catégorie socioprofessionnelle de son père est  alors que le père lui-même declare comme catégorie socioprofessionnelle Travailleur pour compte propre au niveau de la section 4b.</w:t>
             </w:r>
           </w:p>
         </w:tc>
@@ -814,7 +814,7 @@
                 <w:color w:val="16A34A"/>
                 <w:sz w:val="16"/>
               </w:rPr>
-              <w:t>s01q25, s01q30, s04q23, s01q00b, s01q30_decode, s04q23_decode</w:t>
+              <w:t>s01q32, s01q37, s04q23, s01q00b, s01q37_decode, s04q23_decode</w:t>
             </w:r>
           </w:p>
         </w:tc>
@@ -845,7 +845,7 @@
                 <w:i w:val="0"/>
                 <w:sz w:val="17"/>
               </w:rPr>
-              <w:t>Incoherence! Fatou gueye a declaré que la catégorie socioprofessionnelle de son père est  alors que le père lui-même declare comme catégorie socioprofessionnelle Travailleur pour compte propre au niveau de la section 4b.</w:t>
+              <w:t>Incoherence! awa gueye a declaré que la catégorie socioprofessionnelle de sa mère est  alors que la mère elle-même declare comme catégorie socioprofessionnelle Travailleur familial contribuant à une entreprise familiale au niveau de la section 4b.</w:t>
             </w:r>
           </w:p>
         </w:tc>
@@ -904,7 +904,7 @@
                 <w:color w:val="16A34A"/>
                 <w:sz w:val="16"/>
               </w:rPr>
-              <w:t>s01q32, s01q37, s04q23, s01q00b, s01q37_decode, s04q23_decode</w:t>
+              <w:t>s01q25, s01q30, s04q23, s01q00b, s01q30_decode, s04q23_decode</w:t>
             </w:r>
           </w:p>
         </w:tc>
@@ -935,7 +935,7 @@
                 <w:i w:val="0"/>
                 <w:sz w:val="17"/>
               </w:rPr>
-              <w:t>Incoherence! Fatou gueye a declaré que la catégorie socioprofessionnelle de sa mère est  alors que la mère elle-même declare comme catégorie socioprofessionnelle Travailleur familial contribuant à une entreprise familiale au niveau de la section 4b.</w:t>
+              <w:t>Incoherence! cheikh gueye a declaré que la catégorie socioprofessionnelle de son père est  alors que le père lui-même declare comme catégorie socioprofessionnelle Travailleur pour compte propre au niveau de la section 4b.</w:t>
             </w:r>
           </w:p>
         </w:tc>
@@ -994,7 +994,7 @@
                 <w:color w:val="16A34A"/>
                 <w:sz w:val="16"/>
               </w:rPr>
-              <w:t>s01q25, s01q30, s04q23, s01q00b, s01q30_decode, s04q23_decode</w:t>
+              <w:t>s01q32, s01q37, s04q23, s01q00b, s01q37_decode, s04q23_decode</w:t>
             </w:r>
           </w:p>
         </w:tc>
@@ -1025,7 +1025,7 @@
                 <w:i w:val="0"/>
                 <w:sz w:val="17"/>
               </w:rPr>
-              <w:t>Incoherence! awa gueye a declaré que la catégorie socioprofessionnelle de son père est  alors que le père lui-même declare comme catégorie socioprofessionnelle Travailleur pour compte propre au niveau de la section 4b.</w:t>
+              <w:t>Incoherence! cheikh gueye a declaré que la catégorie socioprofessionnelle de sa mère est  alors que la mère elle-même declare comme catégorie socioprofessionnelle Travailleur familial contribuant à une entreprise familiale au niveau de la section 4b.</w:t>
             </w:r>
           </w:p>
         </w:tc>
@@ -1084,7 +1084,7 @@
                 <w:color w:val="16A34A"/>
                 <w:sz w:val="16"/>
               </w:rPr>
-              <w:t>s01q32, s01q37, s04q23, s01q00b, s01q37_decode, s04q23_decode</w:t>
+              <w:t>s01q25, s01q30, s04q23, s01q00b, s01q30_decode, s04q23_decode</w:t>
             </w:r>
           </w:p>
         </w:tc>
@@ -1115,7 +1115,7 @@
                 <w:i w:val="0"/>
                 <w:sz w:val="17"/>
               </w:rPr>
-              <w:t>Incoherence! awa gueye a declaré que la catégorie socioprofessionnelle de sa mère est  alors que la mère elle-même declare comme catégorie socioprofessionnelle Travailleur familial contribuant à une entreprise familiale au niveau de la section 4b.</w:t>
+              <w:t>Incoherence! fallou gueye a declaré que la catégorie socioprofessionnelle de son père est  alors que le père lui-même declare comme catégorie socioprofessionnelle Travailleur pour compte propre au niveau de la section 4b.</w:t>
             </w:r>
           </w:p>
         </w:tc>
@@ -1174,7 +1174,7 @@
                 <w:color w:val="16A34A"/>
                 <w:sz w:val="16"/>
               </w:rPr>
-              <w:t>s01q25, s01q30, s04q23, s01q00b, s01q30_decode, s04q23_decode</w:t>
+              <w:t>s01q32, s01q37, s04q23, s01q00b, s01q37_decode, s04q23_decode</w:t>
             </w:r>
           </w:p>
         </w:tc>
@@ -1205,7 +1205,7 @@
                 <w:i w:val="0"/>
                 <w:sz w:val="17"/>
               </w:rPr>
-              <w:t>Incoherence! cheikh gueye a declaré que la catégorie socioprofessionnelle de son père est  alors que le père lui-même declare comme catégorie socioprofessionnelle Travailleur pour compte propre au niveau de la section 4b.</w:t>
+              <w:t>Incoherence! fallou gueye a declaré que la catégorie socioprofessionnelle de sa mère est  alors que la mère elle-même declare comme catégorie socioprofessionnelle Travailleur familial contribuant à une entreprise familiale au niveau de la section 4b.</w:t>
             </w:r>
           </w:p>
         </w:tc>
@@ -1295,7 +1295,7 @@
                 <w:i w:val="0"/>
                 <w:sz w:val="17"/>
               </w:rPr>
-              <w:t>Incoherence! cheikh gueye a declaré que la catégorie socioprofessionnelle de sa mère est  alors que la mère elle-même declare comme catégorie socioprofessionnelle Travailleur familial contribuant à une entreprise familiale au niveau de la section 4b.</w:t>
+              <w:t>Incoherence! sitor thiam a declaré que la catégorie socioprofessionnelle de sa mère est  alors que la mère elle-même declare comme catégorie socioprofessionnelle Travailleur familial contribuant à une entreprise familiale au niveau de la section 4b.</w:t>
             </w:r>
           </w:p>
         </w:tc>
@@ -1385,7 +1385,7 @@
                 <w:i w:val="0"/>
                 <w:sz w:val="17"/>
               </w:rPr>
-              <w:t>Incohérence!!! seulement les écoles privées paient les frais de scolarité (y compris les frais d'inscription).</w:t>
+              <w:t>Incohérent!! Le niveau d'instruction déclaré par l'un des enfants () au niveau de la section 1 de Amadou gueye diffère de celui donné par Amadou gueye lui-même qui affirme ne pas avoir frequenté l'école formelle.</w:t>
             </w:r>
           </w:p>
         </w:tc>
@@ -1475,7 +1475,7 @@
                 <w:i w:val="0"/>
                 <w:sz w:val="17"/>
               </w:rPr>
-              <w:t>Incohérent!! Le niveau d'instruction déclaré par l'un des enfants () au niveau de la section 1 de Amadou gueye diffère de celui donné par Amadou gueye lui-même qui affirme ne pas avoir frequenté l'école formelle.</w:t>
+              <w:t>Incohérent!! Le niveau d'instruction déclaré par l'un des enfants () au niveau de la section 1 de mberry ba diffère de celui donné par mberry ba lui-même qui affirme ne pas avoir frequenté l'école formelle.</w:t>
             </w:r>
           </w:p>
         </w:tc>
@@ -1490,10 +1490,10 @@
               <w:rPr>
                 <w:b/>
                 <w:i w:val="0"/>
-                <w:color w:val="DC2626"/>
-                <w:sz w:val="16"/>
-              </w:rPr>
-              <w:t>Haute</w:t>
+                <w:color w:val="EA580C"/>
+                <w:sz w:val="16"/>
+              </w:rPr>
+              <w:t>Moyenne</w:t>
             </w:r>
           </w:p>
         </w:tc>
@@ -1508,7 +1508,7 @@
                 <w:i w:val="0"/>
                 <w:sz w:val="16"/>
               </w:rPr>
-              <w:t>S02</w:t>
+              <w:t>S00</w:t>
               <w:br/>
             </w:r>
             <w:r>
@@ -1518,7 +1518,7 @@
                 <w:color w:val="64748B"/>
                 <w:sz w:val="14"/>
               </w:rPr>
-              <w:t>Éducation</w:t>
+              <w:t>Identification</w:t>
             </w:r>
           </w:p>
         </w:tc>
@@ -1534,7 +1534,7 @@
                 <w:color w:val="16A34A"/>
                 <w:sz w:val="16"/>
               </w:rPr>
-              <w:t>—</w:t>
+              <w:t>s00q27</w:t>
             </w:r>
           </w:p>
         </w:tc>
@@ -1565,7 +1565,7 @@
                 <w:i w:val="0"/>
                 <w:sz w:val="17"/>
               </w:rPr>
-              <w:t>Incohérent!! Le niveau d'instruction déclaré par l'un des enfants () au niveau de la section 1 de mberry ba diffère de celui donné par mberry ba lui-même qui affirme ne pas avoir frequenté l'école formelle.</w:t>
+              <w:t>Le questionnaire semble ne pas être complètement fini mais le questionnaire est en statut complet, prière de compléter le questionnaire.</w:t>
             </w:r>
           </w:p>
         </w:tc>
@@ -1624,7 +1624,7 @@
                 <w:color w:val="16A34A"/>
                 <w:sz w:val="16"/>
               </w:rPr>
-              <w:t>s00q27</w:t>
+              <w:t>—</w:t>
             </w:r>
           </w:p>
         </w:tc>
@@ -1655,7 +1655,7 @@
                 <w:i w:val="0"/>
                 <w:sz w:val="17"/>
               </w:rPr>
-              <w:t>Le questionnaire semble ne pas être complètement fini mais le questionnaire est en statut complet, prière de compléter le questionnaire.</w:t>
+              <w:t>L'adresse ou la localisation du ménage doit être bien renseignée, ne doit pas contenir des numéros de téléphone et elle semble courte pour être une adresse.</w:t>
             </w:r>
           </w:p>
         </w:tc>
@@ -1745,7 +1745,7 @@
                 <w:i w:val="0"/>
                 <w:sz w:val="17"/>
               </w:rPr>
-              <w:t>L'adresse ou la localisation du ménage doit être bien renseignée, ne doit pas contenir des numéros de téléphone et elle semble courte pour être une adresse.</w:t>
+              <w:t>Prière de renseigner la bonne adresse.Attention! Il manque des informations non renseignées dans la section 0, prière de regarder toutes les autres informations dans l'identification du ménage (IDENTIFICATION ET RENSEIGNEMENTS DE CONTROLE) ou dans OBSERVATIONS pour pouvoir renseigné toutes les questions liées au ménage.</w:t>
             </w:r>
           </w:p>
         </w:tc>
@@ -1778,7 +1778,7 @@
                 <w:i w:val="0"/>
                 <w:sz w:val="16"/>
               </w:rPr>
-              <w:t>S00</w:t>
+              <w:t>S01</w:t>
               <w:br/>
             </w:r>
             <w:r>
@@ -1788,7 +1788,7 @@
                 <w:color w:val="64748B"/>
                 <w:sz w:val="14"/>
               </w:rPr>
-              <w:t>Identification</w:t>
+              <w:t>Démographie</w:t>
             </w:r>
           </w:p>
         </w:tc>
@@ -1835,7 +1835,7 @@
                 <w:i w:val="0"/>
                 <w:sz w:val="17"/>
               </w:rPr>
-              <w:t>Prière de renseigner la bonne adresse.Attention! Il manque des informations non renseignées dans la section 0, prière de regarder toutes les autres informations dans l'identification du ménage (IDENTIFICATION ET RENSEIGNEMENTS DE CONTROLE) ou dans OBSERVATIONS pour pouvoir renseigné toutes les questions liées au ménage.</w:t>
+              <w:t>Prière de verifier l'information donnée par Fatou gueye ou corriger au niveau de la section 1.</w:t>
             </w:r>
           </w:p>
         </w:tc>
@@ -1925,7 +1925,7 @@
                 <w:i w:val="0"/>
                 <w:sz w:val="17"/>
               </w:rPr>
-              <w:t>Prière de verifier l'information donnée par fallou gueye ou corriger au niveau de la section 1.</w:t>
+              <w:t>Prière de verifier l'information donnée par awa gueye ou corriger au niveau de la section 1.</w:t>
             </w:r>
           </w:p>
         </w:tc>
@@ -2015,7 +2015,7 @@
                 <w:i w:val="0"/>
                 <w:sz w:val="17"/>
               </w:rPr>
-              <w:t>Prière de verifier l'information donnée par sitor thiam ou corriger au niveau de la section 1.</w:t>
+              <w:t>Prière de verifier l'information donnée par cheikh gueye ou corriger au niveau de la section 1.</w:t>
             </w:r>
           </w:p>
         </w:tc>
@@ -2074,7 +2074,7 @@
                 <w:color w:val="16A34A"/>
                 <w:sz w:val="16"/>
               </w:rPr>
-              <w:t>s00q27, s01q03a, s01q03b, s01q03c, s01q00b</w:t>
+              <w:t>—</w:t>
             </w:r>
           </w:p>
         </w:tc>
@@ -2105,7 +2105,7 @@
                 <w:i w:val="0"/>
                 <w:sz w:val="17"/>
               </w:rPr>
-              <w:t>Les informations sur l'acte de naissance (ni Jours, ni mois et ni années) de  Fatou gueye  manquent, s'il vous plait pouvez-vous fournir d'effort pour avoir ces informations.</w:t>
+              <w:t>Prière de verifier l'information donnée par fallou gueye ou corriger au niveau de la section 1.</w:t>
             </w:r>
           </w:p>
         </w:tc>
@@ -2195,547 +2195,7 @@
                 <w:i w:val="0"/>
                 <w:sz w:val="17"/>
               </w:rPr>
-              <w:t>Prière de verifier l'information donnée par Fatou gueye ou corriger au niveau de la section 1.</w:t>
-            </w:r>
-          </w:p>
-        </w:tc>
-      </w:tr>
-      <w:tr>
-        <w:tc>
-          <w:tcPr>
-            <w:tcW w:type="dxa" w:w="964"/>
-          </w:tcPr>
-          <w:p>
-            <w:r>
-              <w:rPr>
-                <w:b/>
-                <w:i w:val="0"/>
-                <w:color w:val="EA580C"/>
-                <w:sz w:val="16"/>
-              </w:rPr>
-              <w:t>Moyenne</w:t>
-            </w:r>
-          </w:p>
-        </w:tc>
-        <w:tc>
-          <w:tcPr>
-            <w:tcW w:type="dxa" w:w="1247"/>
-          </w:tcPr>
-          <w:p>
-            <w:r>
-              <w:rPr>
-                <w:b/>
-                <w:i w:val="0"/>
-                <w:sz w:val="16"/>
-              </w:rPr>
-              <w:t>S01</w:t>
-              <w:br/>
-            </w:r>
-            <w:r>
-              <w:rPr>
-                <w:b w:val="0"/>
-                <w:i w:val="0"/>
-                <w:color w:val="64748B"/>
-                <w:sz w:val="14"/>
-              </w:rPr>
-              <w:t>Démographie</w:t>
-            </w:r>
-          </w:p>
-        </w:tc>
-        <w:tc>
-          <w:tcPr>
-            <w:tcW w:type="dxa" w:w="1531"/>
-          </w:tcPr>
-          <w:p>
-            <w:r>
-              <w:rPr>
-                <w:b/>
-                <w:i w:val="0"/>
-                <w:color w:val="16A34A"/>
-                <w:sz w:val="16"/>
-              </w:rPr>
-              <w:t>s00q27, s01q03a, s01q03b, s01q03c, s01q00b</w:t>
-            </w:r>
-          </w:p>
-        </w:tc>
-        <w:tc>
-          <w:tcPr>
-            <w:tcW w:type="dxa" w:w="1191"/>
-          </w:tcPr>
-          <w:p>
-            <w:r>
-              <w:rPr>
-                <w:b w:val="0"/>
-                <w:i w:val="0"/>
-                <w:color w:val="64748B"/>
-                <w:sz w:val="16"/>
-              </w:rPr>
-              <w:t>GT-CQ</w:t>
-            </w:r>
-          </w:p>
-        </w:tc>
-        <w:tc>
-          <w:tcPr>
-            <w:tcW w:type="dxa" w:w="4706"/>
-          </w:tcPr>
-          <w:p>
-            <w:r>
-              <w:rPr>
-                <w:b w:val="0"/>
-                <w:i w:val="0"/>
-                <w:sz w:val="17"/>
-              </w:rPr>
-              <w:t>Les informations sur l'acte de naissance (ni Jours, ni mois et ni années) de  awa gueye  manquent, s'il vous plait pouvez-vous fournir d'effort pour avoir ces informations.</w:t>
-            </w:r>
-          </w:p>
-        </w:tc>
-      </w:tr>
-      <w:tr>
-        <w:tc>
-          <w:tcPr>
-            <w:tcW w:type="dxa" w:w="964"/>
-          </w:tcPr>
-          <w:p>
-            <w:r>
-              <w:rPr>
-                <w:b/>
-                <w:i w:val="0"/>
-                <w:color w:val="EA580C"/>
-                <w:sz w:val="16"/>
-              </w:rPr>
-              <w:t>Moyenne</w:t>
-            </w:r>
-          </w:p>
-        </w:tc>
-        <w:tc>
-          <w:tcPr>
-            <w:tcW w:type="dxa" w:w="1247"/>
-          </w:tcPr>
-          <w:p>
-            <w:r>
-              <w:rPr>
-                <w:b/>
-                <w:i w:val="0"/>
-                <w:sz w:val="16"/>
-              </w:rPr>
-              <w:t>S01</w:t>
-              <w:br/>
-            </w:r>
-            <w:r>
-              <w:rPr>
-                <w:b w:val="0"/>
-                <w:i w:val="0"/>
-                <w:color w:val="64748B"/>
-                <w:sz w:val="14"/>
-              </w:rPr>
-              <w:t>Démographie</w:t>
-            </w:r>
-          </w:p>
-        </w:tc>
-        <w:tc>
-          <w:tcPr>
-            <w:tcW w:type="dxa" w:w="1531"/>
-          </w:tcPr>
-          <w:p>
-            <w:r>
-              <w:rPr>
-                <w:b/>
-                <w:i w:val="0"/>
-                <w:color w:val="16A34A"/>
-                <w:sz w:val="16"/>
-              </w:rPr>
-              <w:t>—</w:t>
-            </w:r>
-          </w:p>
-        </w:tc>
-        <w:tc>
-          <w:tcPr>
-            <w:tcW w:type="dxa" w:w="1191"/>
-          </w:tcPr>
-          <w:p>
-            <w:r>
-              <w:rPr>
-                <w:b w:val="0"/>
-                <w:i w:val="0"/>
-                <w:color w:val="64748B"/>
-                <w:sz w:val="16"/>
-              </w:rPr>
-              <w:t>GT-CQ</w:t>
-            </w:r>
-          </w:p>
-        </w:tc>
-        <w:tc>
-          <w:tcPr>
-            <w:tcW w:type="dxa" w:w="4706"/>
-          </w:tcPr>
-          <w:p>
-            <w:r>
-              <w:rPr>
-                <w:b w:val="0"/>
-                <w:i w:val="0"/>
-                <w:sz w:val="17"/>
-              </w:rPr>
-              <w:t>Prière de verifier l'information donnée par awa gueye ou corriger au niveau de la section 1.</w:t>
-            </w:r>
-          </w:p>
-        </w:tc>
-      </w:tr>
-      <w:tr>
-        <w:tc>
-          <w:tcPr>
-            <w:tcW w:type="dxa" w:w="964"/>
-          </w:tcPr>
-          <w:p>
-            <w:r>
-              <w:rPr>
-                <w:b/>
-                <w:i w:val="0"/>
-                <w:color w:val="EA580C"/>
-                <w:sz w:val="16"/>
-              </w:rPr>
-              <w:t>Moyenne</w:t>
-            </w:r>
-          </w:p>
-        </w:tc>
-        <w:tc>
-          <w:tcPr>
-            <w:tcW w:type="dxa" w:w="1247"/>
-          </w:tcPr>
-          <w:p>
-            <w:r>
-              <w:rPr>
-                <w:b/>
-                <w:i w:val="0"/>
-                <w:sz w:val="16"/>
-              </w:rPr>
-              <w:t>S01</w:t>
-              <w:br/>
-            </w:r>
-            <w:r>
-              <w:rPr>
-                <w:b w:val="0"/>
-                <w:i w:val="0"/>
-                <w:color w:val="64748B"/>
-                <w:sz w:val="14"/>
-              </w:rPr>
-              <w:t>Démographie</w:t>
-            </w:r>
-          </w:p>
-        </w:tc>
-        <w:tc>
-          <w:tcPr>
-            <w:tcW w:type="dxa" w:w="1531"/>
-          </w:tcPr>
-          <w:p>
-            <w:r>
-              <w:rPr>
-                <w:b/>
-                <w:i w:val="0"/>
-                <w:color w:val="16A34A"/>
-                <w:sz w:val="16"/>
-              </w:rPr>
-              <w:t>s00q27, s01q03a, s01q03b, s01q03c, s01q00b</w:t>
-            </w:r>
-          </w:p>
-        </w:tc>
-        <w:tc>
-          <w:tcPr>
-            <w:tcW w:type="dxa" w:w="1191"/>
-          </w:tcPr>
-          <w:p>
-            <w:r>
-              <w:rPr>
-                <w:b w:val="0"/>
-                <w:i w:val="0"/>
-                <w:color w:val="64748B"/>
-                <w:sz w:val="16"/>
-              </w:rPr>
-              <w:t>GT-CQ</w:t>
-            </w:r>
-          </w:p>
-        </w:tc>
-        <w:tc>
-          <w:tcPr>
-            <w:tcW w:type="dxa" w:w="4706"/>
-          </w:tcPr>
-          <w:p>
-            <w:r>
-              <w:rPr>
-                <w:b w:val="0"/>
-                <w:i w:val="0"/>
-                <w:sz w:val="17"/>
-              </w:rPr>
-              <w:t>Les informations sur l'acte de naissance (ni Jours, ni mois et ni années) de  cheikh gueye  manquent, s'il vous plait pouvez-vous fournir d'effort pour avoir ces informations.</w:t>
-            </w:r>
-          </w:p>
-        </w:tc>
-      </w:tr>
-      <w:tr>
-        <w:tc>
-          <w:tcPr>
-            <w:tcW w:type="dxa" w:w="964"/>
-          </w:tcPr>
-          <w:p>
-            <w:r>
-              <w:rPr>
-                <w:b/>
-                <w:i w:val="0"/>
-                <w:color w:val="EA580C"/>
-                <w:sz w:val="16"/>
-              </w:rPr>
-              <w:t>Moyenne</w:t>
-            </w:r>
-          </w:p>
-        </w:tc>
-        <w:tc>
-          <w:tcPr>
-            <w:tcW w:type="dxa" w:w="1247"/>
-          </w:tcPr>
-          <w:p>
-            <w:r>
-              <w:rPr>
-                <w:b/>
-                <w:i w:val="0"/>
-                <w:sz w:val="16"/>
-              </w:rPr>
-              <w:t>S01</w:t>
-              <w:br/>
-            </w:r>
-            <w:r>
-              <w:rPr>
-                <w:b w:val="0"/>
-                <w:i w:val="0"/>
-                <w:color w:val="64748B"/>
-                <w:sz w:val="14"/>
-              </w:rPr>
-              <w:t>Démographie</w:t>
-            </w:r>
-          </w:p>
-        </w:tc>
-        <w:tc>
-          <w:tcPr>
-            <w:tcW w:type="dxa" w:w="1531"/>
-          </w:tcPr>
-          <w:p>
-            <w:r>
-              <w:rPr>
-                <w:b/>
-                <w:i w:val="0"/>
-                <w:color w:val="16A34A"/>
-                <w:sz w:val="16"/>
-              </w:rPr>
-              <w:t>—</w:t>
-            </w:r>
-          </w:p>
-        </w:tc>
-        <w:tc>
-          <w:tcPr>
-            <w:tcW w:type="dxa" w:w="1191"/>
-          </w:tcPr>
-          <w:p>
-            <w:r>
-              <w:rPr>
-                <w:b w:val="0"/>
-                <w:i w:val="0"/>
-                <w:color w:val="64748B"/>
-                <w:sz w:val="16"/>
-              </w:rPr>
-              <w:t>GT-CQ</w:t>
-            </w:r>
-          </w:p>
-        </w:tc>
-        <w:tc>
-          <w:tcPr>
-            <w:tcW w:type="dxa" w:w="4706"/>
-          </w:tcPr>
-          <w:p>
-            <w:r>
-              <w:rPr>
-                <w:b w:val="0"/>
-                <w:i w:val="0"/>
-                <w:sz w:val="17"/>
-              </w:rPr>
-              <w:t>Prière de verifier l'information donnée par cheikh gueye ou corriger au niveau de la section 1.</w:t>
-            </w:r>
-          </w:p>
-        </w:tc>
-      </w:tr>
-      <w:tr>
-        <w:tc>
-          <w:tcPr>
-            <w:tcW w:type="dxa" w:w="964"/>
-          </w:tcPr>
-          <w:p>
-            <w:r>
-              <w:rPr>
-                <w:b/>
-                <w:i w:val="0"/>
-                <w:color w:val="EA580C"/>
-                <w:sz w:val="16"/>
-              </w:rPr>
-              <w:t>Moyenne</w:t>
-            </w:r>
-          </w:p>
-        </w:tc>
-        <w:tc>
-          <w:tcPr>
-            <w:tcW w:type="dxa" w:w="1247"/>
-          </w:tcPr>
-          <w:p>
-            <w:r>
-              <w:rPr>
-                <w:b/>
-                <w:i w:val="0"/>
-                <w:sz w:val="16"/>
-              </w:rPr>
-              <w:t>S01</w:t>
-              <w:br/>
-            </w:r>
-            <w:r>
-              <w:rPr>
-                <w:b w:val="0"/>
-                <w:i w:val="0"/>
-                <w:color w:val="64748B"/>
-                <w:sz w:val="14"/>
-              </w:rPr>
-              <w:t>Démographie</w:t>
-            </w:r>
-          </w:p>
-        </w:tc>
-        <w:tc>
-          <w:tcPr>
-            <w:tcW w:type="dxa" w:w="1531"/>
-          </w:tcPr>
-          <w:p>
-            <w:r>
-              <w:rPr>
-                <w:b/>
-                <w:i w:val="0"/>
-                <w:color w:val="16A34A"/>
-                <w:sz w:val="16"/>
-              </w:rPr>
-              <w:t>s00q27, s01q03a, s01q03b, s01q03c, s01q00b</w:t>
-            </w:r>
-          </w:p>
-        </w:tc>
-        <w:tc>
-          <w:tcPr>
-            <w:tcW w:type="dxa" w:w="1191"/>
-          </w:tcPr>
-          <w:p>
-            <w:r>
-              <w:rPr>
-                <w:b w:val="0"/>
-                <w:i w:val="0"/>
-                <w:color w:val="64748B"/>
-                <w:sz w:val="16"/>
-              </w:rPr>
-              <w:t>GT-CQ</w:t>
-            </w:r>
-          </w:p>
-        </w:tc>
-        <w:tc>
-          <w:tcPr>
-            <w:tcW w:type="dxa" w:w="4706"/>
-          </w:tcPr>
-          <w:p>
-            <w:r>
-              <w:rPr>
-                <w:b w:val="0"/>
-                <w:i w:val="0"/>
-                <w:sz w:val="17"/>
-              </w:rPr>
-              <w:t>Les informations sur l'acte de naissance (ni Jours, ni mois et ni années) de  mbaye gueye  manquent, s'il vous plait pouvez-vous fournir d'effort pour avoir ces informations.</w:t>
-            </w:r>
-          </w:p>
-        </w:tc>
-      </w:tr>
-      <w:tr>
-        <w:tc>
-          <w:tcPr>
-            <w:tcW w:type="dxa" w:w="964"/>
-          </w:tcPr>
-          <w:p>
-            <w:r>
-              <w:rPr>
-                <w:b/>
-                <w:i w:val="0"/>
-                <w:color w:val="EA580C"/>
-                <w:sz w:val="16"/>
-              </w:rPr>
-              <w:t>Moyenne</w:t>
-            </w:r>
-          </w:p>
-        </w:tc>
-        <w:tc>
-          <w:tcPr>
-            <w:tcW w:type="dxa" w:w="1247"/>
-          </w:tcPr>
-          <w:p>
-            <w:r>
-              <w:rPr>
-                <w:b/>
-                <w:i w:val="0"/>
-                <w:sz w:val="16"/>
-              </w:rPr>
-              <w:t>S02</w:t>
-              <w:br/>
-            </w:r>
-            <w:r>
-              <w:rPr>
-                <w:b w:val="0"/>
-                <w:i w:val="0"/>
-                <w:color w:val="64748B"/>
-                <w:sz w:val="14"/>
-              </w:rPr>
-              <w:t>Éducation</w:t>
-            </w:r>
-          </w:p>
-        </w:tc>
-        <w:tc>
-          <w:tcPr>
-            <w:tcW w:type="dxa" w:w="1531"/>
-          </w:tcPr>
-          <w:p>
-            <w:r>
-              <w:rPr>
-                <w:b/>
-                <w:i w:val="0"/>
-                <w:color w:val="16A34A"/>
-                <w:sz w:val="16"/>
-              </w:rPr>
-              <w:t>—</w:t>
-            </w:r>
-          </w:p>
-        </w:tc>
-        <w:tc>
-          <w:tcPr>
-            <w:tcW w:type="dxa" w:w="1191"/>
-          </w:tcPr>
-          <w:p>
-            <w:r>
-              <w:rPr>
-                <w:b w:val="0"/>
-                <w:i w:val="0"/>
-                <w:color w:val="64748B"/>
-                <w:sz w:val="16"/>
-              </w:rPr>
-              <w:t>GT-CQ</w:t>
-            </w:r>
-          </w:p>
-        </w:tc>
-        <w:tc>
-          <w:tcPr>
-            <w:tcW w:type="dxa" w:w="4706"/>
-          </w:tcPr>
-          <w:p>
-            <w:r>
-              <w:rPr>
-                <w:b w:val="0"/>
-                <w:i w:val="0"/>
-                <w:sz w:val="17"/>
-              </w:rPr>
-              <w:t>veuillez, s'il vous plait, confirmer les frais de scolarité ( 10000 FCFA) payée de Fatou gueye avec le QG ou apporter les corrections nécessaires.</w:t>
+              <w:t>Prière de verifier l'information donnée par sitor thiam ou corriger au niveau de la section 1.</w:t>
             </w:r>
           </w:p>
         </w:tc>
